--- a/26_643.МРАГ.00060-01_Модуль_сбора_и_отображения_статистики_eBPF.docx
+++ b/26_643.МРАГ.00060-01_Модуль_сбора_и_отображения_статистики_eBPF.docx
@@ -356,14 +356,34 @@
                 <w:szCs w:val="28"/>
               </w:rPr>
             </w:pPr>
+            <w:proofErr w:type="spellStart"/>
             <w:r>
               <w:rPr>
                 <w:rFonts w:ascii="Times New Roman" w:hAnsi="Times New Roman" w:cs="Times New Roman"/>
                 <w:sz w:val="28"/>
                 <w:szCs w:val="28"/>
               </w:rPr>
-              <w:t>Технологический стек</w:t>
+              <w:t>Технологический</w:t>
             </w:r>
+            <w:proofErr w:type="spellEnd"/>
+            <w:r>
+              <w:rPr>
+                <w:rFonts w:ascii="Times New Roman" w:hAnsi="Times New Roman" w:cs="Times New Roman"/>
+                <w:sz w:val="28"/>
+                <w:szCs w:val="28"/>
+              </w:rPr>
+              <w:t xml:space="preserve"> </w:t>
+            </w:r>
+            <w:proofErr w:type="spellStart"/>
+            <w:r>
+              <w:rPr>
+                <w:rFonts w:ascii="Times New Roman" w:hAnsi="Times New Roman" w:cs="Times New Roman"/>
+                <w:sz w:val="28"/>
+                <w:szCs w:val="28"/>
+              </w:rPr>
+              <w:t>стек</w:t>
+            </w:r>
+            <w:proofErr w:type="spellEnd"/>
           </w:p>
         </w:tc>
         <w:tc>
@@ -573,14 +593,52 @@
                 <w:szCs w:val="28"/>
               </w:rPr>
             </w:pPr>
+            <w:proofErr w:type="spellStart"/>
             <w:r>
               <w:rPr>
                 <w:rFonts w:ascii="Times New Roman" w:hAnsi="Times New Roman" w:cs="Times New Roman"/>
                 <w:sz w:val="28"/>
                 <w:szCs w:val="28"/>
               </w:rPr>
-              <w:t>Основная форма результата</w:t>
+              <w:t>Основная</w:t>
             </w:r>
+            <w:proofErr w:type="spellEnd"/>
+            <w:r>
+              <w:rPr>
+                <w:rFonts w:ascii="Times New Roman" w:hAnsi="Times New Roman" w:cs="Times New Roman"/>
+                <w:sz w:val="28"/>
+                <w:szCs w:val="28"/>
+              </w:rPr>
+              <w:t xml:space="preserve"> </w:t>
+            </w:r>
+            <w:proofErr w:type="spellStart"/>
+            <w:r>
+              <w:rPr>
+                <w:rFonts w:ascii="Times New Roman" w:hAnsi="Times New Roman" w:cs="Times New Roman"/>
+                <w:sz w:val="28"/>
+                <w:szCs w:val="28"/>
+              </w:rPr>
+              <w:t>форма</w:t>
+            </w:r>
+            <w:proofErr w:type="spellEnd"/>
+            <w:r>
+              <w:rPr>
+                <w:rFonts w:ascii="Times New Roman" w:hAnsi="Times New Roman" w:cs="Times New Roman"/>
+                <w:sz w:val="28"/>
+                <w:szCs w:val="28"/>
+              </w:rPr>
+              <w:t xml:space="preserve"> </w:t>
+            </w:r>
+            <w:proofErr w:type="spellStart"/>
+            <w:r>
+              <w:rPr>
+                <w:rFonts w:ascii="Times New Roman" w:hAnsi="Times New Roman" w:cs="Times New Roman"/>
+                <w:sz w:val="28"/>
+                <w:szCs w:val="28"/>
+              </w:rPr>
+              <w:t>результата</w:t>
+            </w:r>
+            <w:proofErr w:type="spellEnd"/>
           </w:p>
         </w:tc>
         <w:tc>
@@ -1298,6 +1356,472 @@
         </w:rPr>
         <w:t>, позволяющие оператору в любой момент времени интерпретировать фактическое состояние выбранного объекта без обращения к внешним утилитам. Такое решение уменьшает вероятность ошибочных операций и повышает эргономику процедуры испытаний.</w:t>
       </w:r>
+    </w:p>
+    <w:p>
+      <w:pPr>
+        <w:jc w:val="both"/>
+        <w:rPr>
+          <w:rFonts w:ascii="Times New Roman" w:hAnsi="Times New Roman" w:cs="Times New Roman"/>
+          <w:sz w:val="28"/>
+          <w:szCs w:val="28"/>
+        </w:rPr>
+      </w:pPr>
+      <w:r>
+        <w:rPr>
+          <w:rFonts w:ascii="Times New Roman" w:hAnsi="Times New Roman" w:cs="Times New Roman"/>
+          <w:noProof/>
+          <w:sz w:val="28"/>
+          <w:szCs w:val="28"/>
+        </w:rPr>
+        <w:lastRenderedPageBreak/>
+        <w:drawing>
+          <wp:inline distT="0" distB="0" distL="0" distR="0" wp14:anchorId="6CAD3210" wp14:editId="1CD0A185">
+            <wp:extent cx="5476875" cy="2724150"/>
+            <wp:effectExtent l="0" t="0" r="9525" b="0"/>
+            <wp:docPr id="3" name="Рисунок 3"/>
+            <wp:cNvGraphicFramePr>
+              <a:graphicFrameLocks xmlns:a="http://schemas.openxmlformats.org/drawingml/2006/main" noChangeAspect="1"/>
+            </wp:cNvGraphicFramePr>
+            <a:graphic xmlns:a="http://schemas.openxmlformats.org/drawingml/2006/main">
+              <a:graphicData uri="http://schemas.openxmlformats.org/drawingml/2006/picture">
+                <pic:pic xmlns:pic="http://schemas.openxmlformats.org/drawingml/2006/picture">
+                  <pic:nvPicPr>
+                    <pic:cNvPr id="0" name="Picture 5"/>
+                    <pic:cNvPicPr>
+                      <a:picLocks noChangeAspect="1" noChangeArrowheads="1"/>
+                    </pic:cNvPicPr>
+                  </pic:nvPicPr>
+                  <pic:blipFill>
+                    <a:blip r:embed="rId8">
+                      <a:extLst>
+                        <a:ext uri="{28A0092B-C50C-407E-A947-70E740481C1C}">
+                          <a14:useLocalDpi xmlns:a14="http://schemas.microsoft.com/office/drawing/2010/main" val="0"/>
+                        </a:ext>
+                      </a:extLst>
+                    </a:blip>
+                    <a:srcRect/>
+                    <a:stretch>
+                      <a:fillRect/>
+                    </a:stretch>
+                  </pic:blipFill>
+                  <pic:spPr bwMode="auto">
+                    <a:xfrm>
+                      <a:off x="0" y="0"/>
+                      <a:ext cx="5476875" cy="2724150"/>
+                    </a:xfrm>
+                    <a:prstGeom prst="rect">
+                      <a:avLst/>
+                    </a:prstGeom>
+                    <a:noFill/>
+                    <a:ln>
+                      <a:noFill/>
+                    </a:ln>
+                  </pic:spPr>
+                </pic:pic>
+              </a:graphicData>
+            </a:graphic>
+          </wp:inline>
+        </w:drawing>
+      </w:r>
+    </w:p>
+    <w:p>
+      <w:pPr>
+        <w:jc w:val="both"/>
+        <w:rPr>
+          <w:rFonts w:ascii="Times New Roman" w:hAnsi="Times New Roman" w:cs="Times New Roman"/>
+          <w:b/>
+          <w:bCs/>
+          <w:sz w:val="28"/>
+          <w:szCs w:val="28"/>
+        </w:rPr>
+      </w:pPr>
+      <w:r>
+        <w:rPr>
+          <w:rFonts w:ascii="Times New Roman" w:hAnsi="Times New Roman" w:cs="Times New Roman"/>
+          <w:b/>
+          <w:bCs/>
+          <w:sz w:val="28"/>
+          <w:szCs w:val="28"/>
+          <w:lang w:val="ru-RU"/>
+        </w:rPr>
+        <w:t>Рисунок</w:t>
+      </w:r>
+      <w:r>
+        <w:rPr>
+          <w:rFonts w:ascii="Times New Roman" w:hAnsi="Times New Roman" w:cs="Times New Roman"/>
+          <w:b/>
+          <w:bCs/>
+          <w:sz w:val="28"/>
+          <w:szCs w:val="28"/>
+        </w:rPr>
+        <w:t xml:space="preserve"> 2.6.1-1 — </w:t>
+      </w:r>
+      <w:r>
+        <w:rPr>
+          <w:rFonts w:ascii="Times New Roman" w:hAnsi="Times New Roman" w:cs="Times New Roman"/>
+          <w:b/>
+          <w:bCs/>
+          <w:sz w:val="28"/>
+          <w:szCs w:val="28"/>
+          <w:lang w:val="ru-RU"/>
+        </w:rPr>
+        <w:t>Общий</w:t>
+      </w:r>
+      <w:r>
+        <w:rPr>
+          <w:rFonts w:ascii="Times New Roman" w:hAnsi="Times New Roman" w:cs="Times New Roman"/>
+          <w:b/>
+          <w:bCs/>
+          <w:sz w:val="28"/>
+          <w:szCs w:val="28"/>
+        </w:rPr>
+        <w:t xml:space="preserve"> </w:t>
+      </w:r>
+      <w:r>
+        <w:rPr>
+          <w:rFonts w:ascii="Times New Roman" w:hAnsi="Times New Roman" w:cs="Times New Roman"/>
+          <w:b/>
+          <w:bCs/>
+          <w:sz w:val="28"/>
+          <w:szCs w:val="28"/>
+          <w:lang w:val="ru-RU"/>
+        </w:rPr>
+        <w:t>вид</w:t>
+      </w:r>
+      <w:r>
+        <w:rPr>
+          <w:rFonts w:ascii="Times New Roman" w:hAnsi="Times New Roman" w:cs="Times New Roman"/>
+          <w:b/>
+          <w:bCs/>
+          <w:sz w:val="28"/>
+          <w:szCs w:val="28"/>
+        </w:rPr>
+        <w:t xml:space="preserve"> </w:t>
+      </w:r>
+      <w:r>
+        <w:rPr>
+          <w:rFonts w:ascii="Times New Roman" w:hAnsi="Times New Roman" w:cs="Times New Roman"/>
+          <w:b/>
+          <w:bCs/>
+          <w:sz w:val="28"/>
+          <w:szCs w:val="28"/>
+          <w:lang w:val="ru-RU"/>
+        </w:rPr>
+        <w:t>интерфейса</w:t>
+      </w:r>
+      <w:r>
+        <w:rPr>
+          <w:rFonts w:ascii="Times New Roman" w:hAnsi="Times New Roman" w:cs="Times New Roman"/>
+          <w:b/>
+          <w:bCs/>
+          <w:sz w:val="28"/>
+          <w:szCs w:val="28"/>
+        </w:rPr>
+        <w:t xml:space="preserve"> </w:t>
+      </w:r>
+      <w:r>
+        <w:rPr>
+          <w:rFonts w:ascii="Times New Roman" w:hAnsi="Times New Roman" w:cs="Times New Roman"/>
+          <w:b/>
+          <w:bCs/>
+          <w:sz w:val="28"/>
+          <w:szCs w:val="28"/>
+          <w:lang w:val="ru-RU"/>
+        </w:rPr>
+        <w:t>модуля</w:t>
+      </w:r>
+      <w:r>
+        <w:rPr>
+          <w:rFonts w:ascii="Times New Roman" w:hAnsi="Times New Roman" w:cs="Times New Roman"/>
+          <w:b/>
+          <w:bCs/>
+          <w:sz w:val="28"/>
+          <w:szCs w:val="28"/>
+        </w:rPr>
+        <w:t xml:space="preserve"> 643.</w:t>
+      </w:r>
+      <w:r>
+        <w:rPr>
+          <w:rFonts w:ascii="Times New Roman" w:hAnsi="Times New Roman" w:cs="Times New Roman"/>
+          <w:b/>
+          <w:bCs/>
+          <w:sz w:val="28"/>
+          <w:szCs w:val="28"/>
+          <w:lang w:val="ru-RU"/>
+        </w:rPr>
+        <w:t>МРАГ</w:t>
+      </w:r>
+      <w:r>
+        <w:rPr>
+          <w:rFonts w:ascii="Times New Roman" w:hAnsi="Times New Roman" w:cs="Times New Roman"/>
+          <w:b/>
+          <w:bCs/>
+          <w:sz w:val="28"/>
+          <w:szCs w:val="28"/>
+        </w:rPr>
+        <w:t>.00060-01 (</w:t>
+      </w:r>
+      <w:r>
+        <w:rPr>
+          <w:rFonts w:ascii="Times New Roman" w:hAnsi="Times New Roman" w:cs="Times New Roman"/>
+          <w:b/>
+          <w:bCs/>
+          <w:sz w:val="28"/>
+          <w:szCs w:val="28"/>
+          <w:lang w:val="ru-RU"/>
+        </w:rPr>
+        <w:t>список</w:t>
+      </w:r>
+      <w:r>
+        <w:rPr>
+          <w:rFonts w:ascii="Times New Roman" w:hAnsi="Times New Roman" w:cs="Times New Roman"/>
+          <w:b/>
+          <w:bCs/>
+          <w:sz w:val="28"/>
+          <w:szCs w:val="28"/>
+        </w:rPr>
+        <w:t xml:space="preserve"> </w:t>
+      </w:r>
+      <w:r>
+        <w:rPr>
+          <w:rFonts w:ascii="Times New Roman" w:hAnsi="Times New Roman" w:cs="Times New Roman"/>
+          <w:b/>
+          <w:bCs/>
+          <w:sz w:val="28"/>
+          <w:szCs w:val="28"/>
+          <w:lang w:val="ru-RU"/>
+        </w:rPr>
+        <w:t>программ</w:t>
+      </w:r>
+      <w:r>
+        <w:rPr>
+          <w:rFonts w:ascii="Times New Roman" w:hAnsi="Times New Roman" w:cs="Times New Roman"/>
+          <w:b/>
+          <w:bCs/>
+          <w:sz w:val="28"/>
+          <w:szCs w:val="28"/>
+        </w:rPr>
+        <w:t xml:space="preserve">, </w:t>
+      </w:r>
+      <w:r>
+        <w:rPr>
+          <w:rFonts w:ascii="Times New Roman" w:hAnsi="Times New Roman" w:cs="Times New Roman"/>
+          <w:b/>
+          <w:bCs/>
+          <w:sz w:val="28"/>
+          <w:szCs w:val="28"/>
+          <w:lang w:val="ru-RU"/>
+        </w:rPr>
+        <w:t>окно</w:t>
+      </w:r>
+      <w:r>
+        <w:rPr>
+          <w:rFonts w:ascii="Times New Roman" w:hAnsi="Times New Roman" w:cs="Times New Roman"/>
+          <w:b/>
+          <w:bCs/>
+          <w:sz w:val="28"/>
+          <w:szCs w:val="28"/>
+        </w:rPr>
+        <w:t xml:space="preserve"> Status, Module card).</w:t>
+      </w:r>
+    </w:p>
+    <w:p>
+      <w:pPr>
+        <w:jc w:val="both"/>
+        <w:rPr>
+          <w:rFonts w:ascii="Times New Roman" w:hAnsi="Times New Roman" w:cs="Times New Roman"/>
+          <w:b/>
+          <w:bCs/>
+          <w:sz w:val="28"/>
+          <w:szCs w:val="28"/>
+        </w:rPr>
+      </w:pPr>
+      <w:r>
+        <w:rPr>
+          <w:rFonts w:ascii="Times New Roman" w:hAnsi="Times New Roman" w:cs="Times New Roman"/>
+          <w:b/>
+          <w:bCs/>
+          <w:noProof/>
+          <w:sz w:val="28"/>
+          <w:szCs w:val="28"/>
+        </w:rPr>
+        <w:drawing>
+          <wp:inline distT="0" distB="0" distL="0" distR="0" wp14:anchorId="52148C7C" wp14:editId="775F55A5">
+            <wp:extent cx="5191125" cy="2076450"/>
+            <wp:effectExtent l="0" t="0" r="9525" b="0"/>
+            <wp:docPr id="5" name="Рисунок 5"/>
+            <wp:cNvGraphicFramePr>
+              <a:graphicFrameLocks xmlns:a="http://schemas.openxmlformats.org/drawingml/2006/main" noChangeAspect="1"/>
+            </wp:cNvGraphicFramePr>
+            <a:graphic xmlns:a="http://schemas.openxmlformats.org/drawingml/2006/main">
+              <a:graphicData uri="http://schemas.openxmlformats.org/drawingml/2006/picture">
+                <pic:pic xmlns:pic="http://schemas.openxmlformats.org/drawingml/2006/picture">
+                  <pic:nvPicPr>
+                    <pic:cNvPr id="0" name="Picture 8"/>
+                    <pic:cNvPicPr>
+                      <a:picLocks noChangeAspect="1" noChangeArrowheads="1"/>
+                    </pic:cNvPicPr>
+                  </pic:nvPicPr>
+                  <pic:blipFill>
+                    <a:blip r:embed="rId9">
+                      <a:extLst>
+                        <a:ext uri="{28A0092B-C50C-407E-A947-70E740481C1C}">
+                          <a14:useLocalDpi xmlns:a14="http://schemas.microsoft.com/office/drawing/2010/main" val="0"/>
+                        </a:ext>
+                      </a:extLst>
+                    </a:blip>
+                    <a:srcRect/>
+                    <a:stretch>
+                      <a:fillRect/>
+                    </a:stretch>
+                  </pic:blipFill>
+                  <pic:spPr bwMode="auto">
+                    <a:xfrm>
+                      <a:off x="0" y="0"/>
+                      <a:ext cx="5191125" cy="2076450"/>
+                    </a:xfrm>
+                    <a:prstGeom prst="rect">
+                      <a:avLst/>
+                    </a:prstGeom>
+                    <a:noFill/>
+                    <a:ln>
+                      <a:noFill/>
+                    </a:ln>
+                  </pic:spPr>
+                </pic:pic>
+              </a:graphicData>
+            </a:graphic>
+          </wp:inline>
+        </w:drawing>
+      </w:r>
+    </w:p>
+    <w:p>
+      <w:pPr>
+        <w:jc w:val="both"/>
+        <w:rPr>
+          <w:rFonts w:ascii="Times New Roman" w:hAnsi="Times New Roman" w:cs="Times New Roman"/>
+          <w:sz w:val="28"/>
+          <w:szCs w:val="28"/>
+          <w:lang w:val="ru-RU"/>
+        </w:rPr>
+      </w:pPr>
+      <w:r>
+        <w:rPr>
+          <w:rFonts w:ascii="Times New Roman" w:hAnsi="Times New Roman" w:cs="Times New Roman"/>
+          <w:b/>
+          <w:bCs/>
+          <w:sz w:val="28"/>
+          <w:szCs w:val="28"/>
+          <w:lang w:val="ru-RU"/>
+        </w:rPr>
+        <w:t xml:space="preserve">Рисунок 2.6.1-2 — Отображение состояния выбранного модуля в карточке </w:t>
+      </w:r>
+      <w:proofErr w:type="spellStart"/>
+      <w:r>
+        <w:rPr>
+          <w:rFonts w:ascii="Times New Roman" w:hAnsi="Times New Roman" w:cs="Times New Roman"/>
+          <w:b/>
+          <w:bCs/>
+          <w:sz w:val="28"/>
+          <w:szCs w:val="28"/>
+          <w:lang w:val="ru-RU"/>
+        </w:rPr>
+        <w:t>Module</w:t>
+      </w:r>
+      <w:proofErr w:type="spellEnd"/>
+      <w:r>
+        <w:rPr>
+          <w:rFonts w:ascii="Times New Roman" w:hAnsi="Times New Roman" w:cs="Times New Roman"/>
+          <w:b/>
+          <w:bCs/>
+          <w:sz w:val="28"/>
+          <w:szCs w:val="28"/>
+          <w:lang w:val="ru-RU"/>
+        </w:rPr>
+        <w:t xml:space="preserve"> </w:t>
+      </w:r>
+      <w:proofErr w:type="spellStart"/>
+      <w:r>
+        <w:rPr>
+          <w:rFonts w:ascii="Times New Roman" w:hAnsi="Times New Roman" w:cs="Times New Roman"/>
+          <w:b/>
+          <w:bCs/>
+          <w:sz w:val="28"/>
+          <w:szCs w:val="28"/>
+          <w:lang w:val="ru-RU"/>
+        </w:rPr>
+        <w:t>card</w:t>
+      </w:r>
+      <w:proofErr w:type="spellEnd"/>
+      <w:r>
+        <w:rPr>
+          <w:rFonts w:ascii="Times New Roman" w:hAnsi="Times New Roman" w:cs="Times New Roman"/>
+          <w:b/>
+          <w:bCs/>
+          <w:sz w:val="28"/>
+          <w:szCs w:val="28"/>
+          <w:lang w:val="ru-RU"/>
+        </w:rPr>
+        <w:t xml:space="preserve"> (`</w:t>
+      </w:r>
+      <w:proofErr w:type="spellStart"/>
+      <w:r>
+        <w:rPr>
+          <w:rFonts w:ascii="Times New Roman" w:hAnsi="Times New Roman" w:cs="Times New Roman"/>
+          <w:b/>
+          <w:bCs/>
+          <w:sz w:val="28"/>
+          <w:szCs w:val="28"/>
+          <w:lang w:val="ru-RU"/>
+        </w:rPr>
+        <w:t>Attached</w:t>
+      </w:r>
+      <w:proofErr w:type="spellEnd"/>
+      <w:r>
+        <w:rPr>
+          <w:rFonts w:ascii="Times New Roman" w:hAnsi="Times New Roman" w:cs="Times New Roman"/>
+          <w:b/>
+          <w:bCs/>
+          <w:sz w:val="28"/>
+          <w:szCs w:val="28"/>
+          <w:lang w:val="ru-RU"/>
+        </w:rPr>
+        <w:t>`, `</w:t>
+      </w:r>
+      <w:proofErr w:type="spellStart"/>
+      <w:r>
+        <w:rPr>
+          <w:rFonts w:ascii="Times New Roman" w:hAnsi="Times New Roman" w:cs="Times New Roman"/>
+          <w:b/>
+          <w:bCs/>
+          <w:sz w:val="28"/>
+          <w:szCs w:val="28"/>
+          <w:lang w:val="ru-RU"/>
+        </w:rPr>
+        <w:t>Trace</w:t>
+      </w:r>
+      <w:proofErr w:type="spellEnd"/>
+      <w:r>
+        <w:rPr>
+          <w:rFonts w:ascii="Times New Roman" w:hAnsi="Times New Roman" w:cs="Times New Roman"/>
+          <w:b/>
+          <w:bCs/>
+          <w:sz w:val="28"/>
+          <w:szCs w:val="28"/>
+          <w:lang w:val="ru-RU"/>
+        </w:rPr>
+        <w:t>`, прогресс).</w:t>
+      </w:r>
+    </w:p>
+    <w:p>
+      <w:pPr>
+        <w:jc w:val="both"/>
+        <w:rPr>
+          <w:rFonts w:ascii="Times New Roman" w:hAnsi="Times New Roman" w:cs="Times New Roman"/>
+          <w:sz w:val="28"/>
+          <w:szCs w:val="28"/>
+        </w:rPr>
+      </w:pPr>
     </w:p>
     <w:tbl>
       <w:tblPr>
@@ -1324,14 +1848,34 @@
                 <w:szCs w:val="28"/>
               </w:rPr>
             </w:pPr>
+            <w:proofErr w:type="spellStart"/>
             <w:r>
               <w:rPr>
                 <w:rFonts w:ascii="Times New Roman" w:hAnsi="Times New Roman" w:cs="Times New Roman"/>
                 <w:sz w:val="28"/>
                 <w:szCs w:val="28"/>
               </w:rPr>
-              <w:t>Архитектурный слой</w:t>
+              <w:t>Архитектурный</w:t>
             </w:r>
+            <w:proofErr w:type="spellEnd"/>
+            <w:r>
+              <w:rPr>
+                <w:rFonts w:ascii="Times New Roman" w:hAnsi="Times New Roman" w:cs="Times New Roman"/>
+                <w:sz w:val="28"/>
+                <w:szCs w:val="28"/>
+              </w:rPr>
+              <w:t xml:space="preserve"> </w:t>
+            </w:r>
+            <w:proofErr w:type="spellStart"/>
+            <w:r>
+              <w:rPr>
+                <w:rFonts w:ascii="Times New Roman" w:hAnsi="Times New Roman" w:cs="Times New Roman"/>
+                <w:sz w:val="28"/>
+                <w:szCs w:val="28"/>
+              </w:rPr>
+              <w:t>слой</w:t>
+            </w:r>
+            <w:proofErr w:type="spellEnd"/>
           </w:p>
         </w:tc>
         <w:tc>
@@ -1525,7 +2069,6 @@
                 <w:sz w:val="28"/>
                 <w:szCs w:val="28"/>
               </w:rPr>
-              <w:lastRenderedPageBreak/>
               <w:t>auto</w:t>
             </w:r>
             <w:r>
@@ -1552,7 +2095,17 @@
                 <w:szCs w:val="28"/>
                 <w:lang w:val="ru-RU"/>
               </w:rPr>
-              <w:t xml:space="preserve"> сценариев, прерывание, поток логов</w:t>
+              <w:t xml:space="preserve"> сценариев, </w:t>
+            </w:r>
+            <w:r>
+              <w:rPr>
+                <w:rFonts w:ascii="Times New Roman" w:hAnsi="Times New Roman" w:cs="Times New Roman"/>
+                <w:sz w:val="28"/>
+                <w:szCs w:val="28"/>
+                <w:lang w:val="ru-RU"/>
+              </w:rPr>
+              <w:lastRenderedPageBreak/>
+              <w:t>прерывание, поток логов</w:t>
             </w:r>
           </w:p>
         </w:tc>
@@ -1576,16 +2129,7 @@
                 <w:szCs w:val="28"/>
               </w:rPr>
               <w:lastRenderedPageBreak/>
-              <w:t xml:space="preserve">Управляемость и </w:t>
-            </w:r>
-            <w:r>
-              <w:rPr>
-                <w:rFonts w:ascii="Times New Roman" w:hAnsi="Times New Roman" w:cs="Times New Roman"/>
-                <w:sz w:val="28"/>
-                <w:szCs w:val="28"/>
-              </w:rPr>
-              <w:lastRenderedPageBreak/>
-              <w:t>воспроизводимость испытаний</w:t>
+              <w:t>Управляемость и воспроизводимость испытаний</w:t>
             </w:r>
           </w:p>
         </w:tc>
@@ -2235,7 +2779,7 @@
           <w:szCs w:val="28"/>
           <w:lang w:val="ru-RU"/>
         </w:rPr>
-        <w:t xml:space="preserve">В оперативной практике применяются две модели запуска. Первая модель используется для быстрого контрольного прогона всего массива модулей и активируется автоматическим режимом. Вторая модель </w:t>
+        <w:t xml:space="preserve">В оперативной практике применяются две модели запуска. Первая модель используется для быстрого контрольного прогона всего массива модулей и активируется автоматическим режимом. Вторая модель ориентирована на демонстрационную и приемочную проверку, где оператор инициирует действия поэтапно и фиксирует реакции системы </w:t>
       </w:r>
       <w:r>
         <w:rPr>
@@ -2245,7 +2789,7 @@
           <w:lang w:val="ru-RU"/>
         </w:rPr>
         <w:lastRenderedPageBreak/>
-        <w:t xml:space="preserve">ориентирована на демонстрационную и приемочную проверку, где оператор инициирует действия поэтапно и фиксирует реакции системы на внешние события. Для второй модели принципиально важно, что после </w:t>
+        <w:t xml:space="preserve">на внешние события. Для второй модели принципиально важно, что после </w:t>
       </w:r>
       <w:r>
         <w:rPr>
@@ -2272,238 +2816,365 @@
           <w:rFonts w:ascii="Times New Roman" w:hAnsi="Times New Roman" w:cs="Times New Roman"/>
           <w:sz w:val="28"/>
           <w:szCs w:val="28"/>
+        </w:rPr>
+      </w:pPr>
+      <w:r>
+        <w:rPr>
+          <w:rFonts w:ascii="Times New Roman" w:hAnsi="Times New Roman" w:cs="Times New Roman"/>
+          <w:sz w:val="28"/>
+          <w:szCs w:val="28"/>
           <w:lang w:val="ru-RU"/>
         </w:rPr>
+        <w:t xml:space="preserve">Технически запуск осуществляется командой </w:t>
+      </w:r>
+      <w:r>
+        <w:rPr>
+          <w:rFonts w:ascii="Times New Roman" w:hAnsi="Times New Roman" w:cs="Times New Roman"/>
+          <w:sz w:val="28"/>
+          <w:szCs w:val="28"/>
+        </w:rPr>
+        <w:t>cargo</w:t>
+      </w:r>
+      <w:r>
+        <w:rPr>
+          <w:rFonts w:ascii="Times New Roman" w:hAnsi="Times New Roman" w:cs="Times New Roman"/>
+          <w:sz w:val="28"/>
+          <w:szCs w:val="28"/>
+          <w:lang w:val="ru-RU"/>
+        </w:rPr>
+        <w:t xml:space="preserve"> </w:t>
+      </w:r>
+      <w:r>
+        <w:rPr>
+          <w:rFonts w:ascii="Times New Roman" w:hAnsi="Times New Roman" w:cs="Times New Roman"/>
+          <w:sz w:val="28"/>
+          <w:szCs w:val="28"/>
+        </w:rPr>
+        <w:t>run</w:t>
+      </w:r>
+      <w:r>
+        <w:rPr>
+          <w:rFonts w:ascii="Times New Roman" w:hAnsi="Times New Roman" w:cs="Times New Roman"/>
+          <w:sz w:val="28"/>
+          <w:szCs w:val="28"/>
+          <w:lang w:val="ru-RU"/>
+        </w:rPr>
+        <w:t xml:space="preserve"> --</w:t>
+      </w:r>
+      <w:r>
+        <w:rPr>
+          <w:rFonts w:ascii="Times New Roman" w:hAnsi="Times New Roman" w:cs="Times New Roman"/>
+          <w:sz w:val="28"/>
+          <w:szCs w:val="28"/>
+        </w:rPr>
+        <w:t>release</w:t>
+      </w:r>
+      <w:r>
+        <w:rPr>
+          <w:rFonts w:ascii="Times New Roman" w:hAnsi="Times New Roman" w:cs="Times New Roman"/>
+          <w:sz w:val="28"/>
+          <w:szCs w:val="28"/>
+          <w:lang w:val="ru-RU"/>
+        </w:rPr>
+        <w:t xml:space="preserve"> из каталога </w:t>
+      </w:r>
+      <w:r>
+        <w:rPr>
+          <w:rFonts w:ascii="Times New Roman" w:hAnsi="Times New Roman" w:cs="Times New Roman"/>
+          <w:sz w:val="28"/>
+          <w:szCs w:val="28"/>
+        </w:rPr>
+        <w:t>ebpf</w:t>
+      </w:r>
+      <w:r>
+        <w:rPr>
+          <w:rFonts w:ascii="Times New Roman" w:hAnsi="Times New Roman" w:cs="Times New Roman"/>
+          <w:sz w:val="28"/>
+          <w:szCs w:val="28"/>
+          <w:lang w:val="ru-RU"/>
+        </w:rPr>
+        <w:t>-</w:t>
+      </w:r>
+      <w:r>
+        <w:rPr>
+          <w:rFonts w:ascii="Times New Roman" w:hAnsi="Times New Roman" w:cs="Times New Roman"/>
+          <w:sz w:val="28"/>
+          <w:szCs w:val="28"/>
+        </w:rPr>
+        <w:t>tui</w:t>
+      </w:r>
+      <w:r>
+        <w:rPr>
+          <w:rFonts w:ascii="Times New Roman" w:hAnsi="Times New Roman" w:cs="Times New Roman"/>
+          <w:sz w:val="28"/>
+          <w:szCs w:val="28"/>
+          <w:lang w:val="ru-RU"/>
+        </w:rPr>
+        <w:t xml:space="preserve"> или с явным указанием корня примеров. В ходе исполнения оператор работает через горячие клавиши интерфейса. Команды ручного контура построены так, чтобы совпадать с логикой инженерного процесса: сначала подготовка (</w:t>
+      </w:r>
+      <w:r>
+        <w:rPr>
+          <w:rFonts w:ascii="Times New Roman" w:hAnsi="Times New Roman" w:cs="Times New Roman"/>
+          <w:sz w:val="28"/>
+          <w:szCs w:val="28"/>
+        </w:rPr>
+        <w:t>build</w:t>
+      </w:r>
+      <w:r>
+        <w:rPr>
+          <w:rFonts w:ascii="Times New Roman" w:hAnsi="Times New Roman" w:cs="Times New Roman"/>
+          <w:sz w:val="28"/>
+          <w:szCs w:val="28"/>
+          <w:lang w:val="ru-RU"/>
+        </w:rPr>
+        <w:t>), затем интеграция с ядром (</w:t>
+      </w:r>
+      <w:r>
+        <w:rPr>
+          <w:rFonts w:ascii="Times New Roman" w:hAnsi="Times New Roman" w:cs="Times New Roman"/>
+          <w:sz w:val="28"/>
+          <w:szCs w:val="28"/>
+        </w:rPr>
+        <w:t>load</w:t>
+      </w:r>
+      <w:r>
+        <w:rPr>
+          <w:rFonts w:ascii="Times New Roman" w:hAnsi="Times New Roman" w:cs="Times New Roman"/>
+          <w:sz w:val="28"/>
+          <w:szCs w:val="28"/>
+          <w:lang w:val="ru-RU"/>
+        </w:rPr>
+        <w:t>), далее наблюдение (</w:t>
+      </w:r>
+      <w:r>
+        <w:rPr>
+          <w:rFonts w:ascii="Times New Roman" w:hAnsi="Times New Roman" w:cs="Times New Roman"/>
+          <w:sz w:val="28"/>
+          <w:szCs w:val="28"/>
+        </w:rPr>
+        <w:t>trace</w:t>
+      </w:r>
+      <w:r>
+        <w:rPr>
+          <w:rFonts w:ascii="Times New Roman" w:hAnsi="Times New Roman" w:cs="Times New Roman"/>
+          <w:sz w:val="28"/>
+          <w:szCs w:val="28"/>
+          <w:lang w:val="ru-RU"/>
+        </w:rPr>
+        <w:t>-</w:t>
+      </w:r>
+      <w:r>
+        <w:rPr>
+          <w:rFonts w:ascii="Times New Roman" w:hAnsi="Times New Roman" w:cs="Times New Roman"/>
+          <w:sz w:val="28"/>
+          <w:szCs w:val="28"/>
+        </w:rPr>
+        <w:t>start</w:t>
+      </w:r>
+      <w:r>
+        <w:rPr>
+          <w:rFonts w:ascii="Times New Roman" w:hAnsi="Times New Roman" w:cs="Times New Roman"/>
+          <w:sz w:val="28"/>
+          <w:szCs w:val="28"/>
+          <w:lang w:val="ru-RU"/>
+        </w:rPr>
+        <w:t>) и внешняя стимуляция, после чего выполняется верификация (</w:t>
+      </w:r>
+      <w:r>
+        <w:rPr>
+          <w:rFonts w:ascii="Times New Roman" w:hAnsi="Times New Roman" w:cs="Times New Roman"/>
+          <w:sz w:val="28"/>
+          <w:szCs w:val="28"/>
+        </w:rPr>
+        <w:t>test</w:t>
+      </w:r>
+      <w:r>
+        <w:rPr>
+          <w:rFonts w:ascii="Times New Roman" w:hAnsi="Times New Roman" w:cs="Times New Roman"/>
+          <w:sz w:val="28"/>
+          <w:szCs w:val="28"/>
+          <w:lang w:val="ru-RU"/>
+        </w:rPr>
+        <w:t>) и финальная очистка состояния (</w:t>
+      </w:r>
+      <w:r>
+        <w:rPr>
+          <w:rFonts w:ascii="Times New Roman" w:hAnsi="Times New Roman" w:cs="Times New Roman"/>
+          <w:sz w:val="28"/>
+          <w:szCs w:val="28"/>
+        </w:rPr>
+        <w:t>trace</w:t>
+      </w:r>
+      <w:r>
+        <w:rPr>
+          <w:rFonts w:ascii="Times New Roman" w:hAnsi="Times New Roman" w:cs="Times New Roman"/>
+          <w:sz w:val="28"/>
+          <w:szCs w:val="28"/>
+          <w:lang w:val="ru-RU"/>
+        </w:rPr>
+        <w:t>-</w:t>
+      </w:r>
+      <w:r>
+        <w:rPr>
+          <w:rFonts w:ascii="Times New Roman" w:hAnsi="Times New Roman" w:cs="Times New Roman"/>
+          <w:sz w:val="28"/>
+          <w:szCs w:val="28"/>
+        </w:rPr>
+        <w:t>stop</w:t>
+      </w:r>
+      <w:r>
+        <w:rPr>
+          <w:rFonts w:ascii="Times New Roman" w:hAnsi="Times New Roman" w:cs="Times New Roman"/>
+          <w:sz w:val="28"/>
+          <w:szCs w:val="28"/>
+          <w:lang w:val="ru-RU"/>
+        </w:rPr>
+        <w:t xml:space="preserve">, </w:t>
+      </w:r>
+      <w:r>
+        <w:rPr>
+          <w:rFonts w:ascii="Times New Roman" w:hAnsi="Times New Roman" w:cs="Times New Roman"/>
+          <w:sz w:val="28"/>
+          <w:szCs w:val="28"/>
+        </w:rPr>
+        <w:t>unload</w:t>
+      </w:r>
+      <w:r>
+        <w:rPr>
+          <w:rFonts w:ascii="Times New Roman" w:hAnsi="Times New Roman" w:cs="Times New Roman"/>
+          <w:sz w:val="28"/>
+          <w:szCs w:val="28"/>
+          <w:lang w:val="ru-RU"/>
+        </w:rPr>
+        <w:t>)</w:t>
+      </w:r>
+      <w:r>
+        <w:rPr>
+          <w:rFonts w:ascii="Times New Roman" w:hAnsi="Times New Roman" w:cs="Times New Roman"/>
+          <w:sz w:val="28"/>
+          <w:szCs w:val="28"/>
+          <w:lang w:val="ru-RU"/>
+        </w:rPr>
+        <w:t>.</w:t>
+      </w:r>
+    </w:p>
+    <w:p>
+      <w:pPr>
+        <w:jc w:val="both"/>
+        <w:rPr>
+          <w:rFonts w:ascii="Times New Roman" w:hAnsi="Times New Roman" w:cs="Times New Roman"/>
+          <w:sz w:val="28"/>
+          <w:szCs w:val="28"/>
+        </w:rPr>
       </w:pPr>
       <w:r>
         <w:rPr>
           <w:rFonts w:ascii="Times New Roman" w:hAnsi="Times New Roman" w:cs="Times New Roman"/>
+          <w:noProof/>
+          <w:sz w:val="28"/>
+          <w:szCs w:val="28"/>
+        </w:rPr>
+        <w:drawing>
+          <wp:inline distT="0" distB="0" distL="0" distR="0" wp14:anchorId="1E466B5D" wp14:editId="39E1CC5E">
+            <wp:extent cx="5465445" cy="2541270"/>
+            <wp:effectExtent l="0" t="0" r="1905" b="0"/>
+            <wp:docPr id="6" name="Рисунок 6"/>
+            <wp:cNvGraphicFramePr>
+              <a:graphicFrameLocks xmlns:a="http://schemas.openxmlformats.org/drawingml/2006/main" noChangeAspect="1"/>
+            </wp:cNvGraphicFramePr>
+            <a:graphic xmlns:a="http://schemas.openxmlformats.org/drawingml/2006/main">
+              <a:graphicData uri="http://schemas.openxmlformats.org/drawingml/2006/picture">
+                <pic:pic xmlns:pic="http://schemas.openxmlformats.org/drawingml/2006/picture">
+                  <pic:nvPicPr>
+                    <pic:cNvPr id="0" name="Picture 9"/>
+                    <pic:cNvPicPr>
+                      <a:picLocks noChangeAspect="1" noChangeArrowheads="1"/>
+                    </pic:cNvPicPr>
+                  </pic:nvPicPr>
+                  <pic:blipFill>
+                    <a:blip r:embed="rId10">
+                      <a:extLst>
+                        <a:ext uri="{28A0092B-C50C-407E-A947-70E740481C1C}">
+                          <a14:useLocalDpi xmlns:a14="http://schemas.microsoft.com/office/drawing/2010/main" val="0"/>
+                        </a:ext>
+                      </a:extLst>
+                    </a:blip>
+                    <a:srcRect/>
+                    <a:stretch>
+                      <a:fillRect/>
+                    </a:stretch>
+                  </pic:blipFill>
+                  <pic:spPr bwMode="auto">
+                    <a:xfrm>
+                      <a:off x="0" y="0"/>
+                      <a:ext cx="5465445" cy="2541270"/>
+                    </a:xfrm>
+                    <a:prstGeom prst="rect">
+                      <a:avLst/>
+                    </a:prstGeom>
+                    <a:noFill/>
+                    <a:ln>
+                      <a:noFill/>
+                    </a:ln>
+                  </pic:spPr>
+                </pic:pic>
+              </a:graphicData>
+            </a:graphic>
+          </wp:inline>
+        </w:drawing>
+      </w:r>
+    </w:p>
+    <w:p>
+      <w:pPr>
+        <w:jc w:val="center"/>
+        <w:rPr>
+          <w:rFonts w:ascii="Times New Roman" w:hAnsi="Times New Roman" w:cs="Times New Roman"/>
+          <w:sz w:val="28"/>
+          <w:szCs w:val="28"/>
+        </w:rPr>
+      </w:pPr>
+      <w:r>
+        <w:rPr>
+          <w:rFonts w:ascii="Times New Roman" w:hAnsi="Times New Roman" w:cs="Times New Roman"/>
+          <w:b/>
+          <w:bCs/>
           <w:sz w:val="28"/>
           <w:szCs w:val="28"/>
           <w:lang w:val="ru-RU"/>
         </w:rPr>
-        <w:t xml:space="preserve">Технически запуск осуществляется командой </w:t>
-      </w:r>
-      <w:r>
-        <w:rPr>
-          <w:rFonts w:ascii="Times New Roman" w:hAnsi="Times New Roman" w:cs="Times New Roman"/>
-          <w:sz w:val="28"/>
-          <w:szCs w:val="28"/>
-        </w:rPr>
-        <w:t>cargo</w:t>
-      </w:r>
-      <w:r>
-        <w:rPr>
-          <w:rFonts w:ascii="Times New Roman" w:hAnsi="Times New Roman" w:cs="Times New Roman"/>
+        <w:t xml:space="preserve">Рисунок 2.6.2-1 — </w:t>
+      </w:r>
+      <w:r>
+        <w:rPr>
+          <w:rFonts w:ascii="Times New Roman" w:hAnsi="Times New Roman" w:cs="Times New Roman"/>
+          <w:b/>
+          <w:bCs/>
           <w:sz w:val="28"/>
           <w:szCs w:val="28"/>
           <w:lang w:val="ru-RU"/>
         </w:rPr>
-        <w:t xml:space="preserve"> </w:t>
-      </w:r>
-      <w:r>
-        <w:rPr>
-          <w:rFonts w:ascii="Times New Roman" w:hAnsi="Times New Roman" w:cs="Times New Roman"/>
-          <w:sz w:val="28"/>
-          <w:szCs w:val="28"/>
-        </w:rPr>
-        <w:t>run</w:t>
-      </w:r>
-      <w:r>
-        <w:rPr>
-          <w:rFonts w:ascii="Times New Roman" w:hAnsi="Times New Roman" w:cs="Times New Roman"/>
+        <w:t xml:space="preserve">Результаты запуска модуля в окне </w:t>
+      </w:r>
+      <w:r>
+        <w:rPr>
+          <w:rFonts w:ascii="Times New Roman" w:hAnsi="Times New Roman" w:cs="Times New Roman"/>
+          <w:b/>
+          <w:bCs/>
+          <w:sz w:val="28"/>
+          <w:szCs w:val="28"/>
+        </w:rPr>
+        <w:t>status</w:t>
+      </w:r>
+      <w:r>
+        <w:rPr>
+          <w:rFonts w:ascii="Times New Roman" w:hAnsi="Times New Roman" w:cs="Times New Roman"/>
+          <w:b/>
+          <w:bCs/>
           <w:sz w:val="28"/>
           <w:szCs w:val="28"/>
           <w:lang w:val="ru-RU"/>
         </w:rPr>
-        <w:t xml:space="preserve"> --</w:t>
-      </w:r>
-      <w:r>
-        <w:rPr>
-          <w:rFonts w:ascii="Times New Roman" w:hAnsi="Times New Roman" w:cs="Times New Roman"/>
-          <w:sz w:val="28"/>
-          <w:szCs w:val="28"/>
-        </w:rPr>
-        <w:t>release</w:t>
-      </w:r>
-      <w:r>
-        <w:rPr>
-          <w:rFonts w:ascii="Times New Roman" w:hAnsi="Times New Roman" w:cs="Times New Roman"/>
-          <w:sz w:val="28"/>
-          <w:szCs w:val="28"/>
-          <w:lang w:val="ru-RU"/>
-        </w:rPr>
-        <w:t xml:space="preserve"> из каталога </w:t>
-      </w:r>
-      <w:r>
-        <w:rPr>
-          <w:rFonts w:ascii="Times New Roman" w:hAnsi="Times New Roman" w:cs="Times New Roman"/>
-          <w:sz w:val="28"/>
-          <w:szCs w:val="28"/>
-        </w:rPr>
-        <w:t>ebpf</w:t>
-      </w:r>
-      <w:r>
-        <w:rPr>
-          <w:rFonts w:ascii="Times New Roman" w:hAnsi="Times New Roman" w:cs="Times New Roman"/>
-          <w:sz w:val="28"/>
-          <w:szCs w:val="28"/>
-          <w:lang w:val="ru-RU"/>
-        </w:rPr>
-        <w:t>-</w:t>
-      </w:r>
-      <w:r>
-        <w:rPr>
-          <w:rFonts w:ascii="Times New Roman" w:hAnsi="Times New Roman" w:cs="Times New Roman"/>
-          <w:sz w:val="28"/>
-          <w:szCs w:val="28"/>
-        </w:rPr>
-        <w:t>tui</w:t>
-      </w:r>
-      <w:r>
-        <w:rPr>
-          <w:rFonts w:ascii="Times New Roman" w:hAnsi="Times New Roman" w:cs="Times New Roman"/>
-          <w:sz w:val="28"/>
-          <w:szCs w:val="28"/>
-          <w:lang w:val="ru-RU"/>
-        </w:rPr>
-        <w:t xml:space="preserve"> или с явным указанием корня примеров. В ходе исполнения оператор работает через горячие клавиши интерфейса. Команды ручного контура построены так, чтобы совпадать с логикой инженерного процесса: сначала подготовка (</w:t>
-      </w:r>
-      <w:r>
-        <w:rPr>
-          <w:rFonts w:ascii="Times New Roman" w:hAnsi="Times New Roman" w:cs="Times New Roman"/>
-          <w:sz w:val="28"/>
-          <w:szCs w:val="28"/>
-        </w:rPr>
-        <w:t>build</w:t>
-      </w:r>
-      <w:r>
-        <w:rPr>
-          <w:rFonts w:ascii="Times New Roman" w:hAnsi="Times New Roman" w:cs="Times New Roman"/>
-          <w:sz w:val="28"/>
-          <w:szCs w:val="28"/>
-          <w:lang w:val="ru-RU"/>
-        </w:rPr>
-        <w:t>), затем интеграция с ядром (</w:t>
-      </w:r>
-      <w:r>
-        <w:rPr>
-          <w:rFonts w:ascii="Times New Roman" w:hAnsi="Times New Roman" w:cs="Times New Roman"/>
-          <w:sz w:val="28"/>
-          <w:szCs w:val="28"/>
-        </w:rPr>
-        <w:t>load</w:t>
-      </w:r>
-      <w:r>
-        <w:rPr>
-          <w:rFonts w:ascii="Times New Roman" w:hAnsi="Times New Roman" w:cs="Times New Roman"/>
-          <w:sz w:val="28"/>
-          <w:szCs w:val="28"/>
-          <w:lang w:val="ru-RU"/>
-        </w:rPr>
-        <w:t>), далее наблюдение (</w:t>
-      </w:r>
-      <w:r>
-        <w:rPr>
-          <w:rFonts w:ascii="Times New Roman" w:hAnsi="Times New Roman" w:cs="Times New Roman"/>
-          <w:sz w:val="28"/>
-          <w:szCs w:val="28"/>
-        </w:rPr>
-        <w:t>trace</w:t>
-      </w:r>
-      <w:r>
-        <w:rPr>
-          <w:rFonts w:ascii="Times New Roman" w:hAnsi="Times New Roman" w:cs="Times New Roman"/>
-          <w:sz w:val="28"/>
-          <w:szCs w:val="28"/>
-          <w:lang w:val="ru-RU"/>
-        </w:rPr>
-        <w:t>-</w:t>
-      </w:r>
-      <w:r>
-        <w:rPr>
-          <w:rFonts w:ascii="Times New Roman" w:hAnsi="Times New Roman" w:cs="Times New Roman"/>
-          <w:sz w:val="28"/>
-          <w:szCs w:val="28"/>
-        </w:rPr>
-        <w:t>start</w:t>
-      </w:r>
-      <w:r>
-        <w:rPr>
-          <w:rFonts w:ascii="Times New Roman" w:hAnsi="Times New Roman" w:cs="Times New Roman"/>
-          <w:sz w:val="28"/>
-          <w:szCs w:val="28"/>
-          <w:lang w:val="ru-RU"/>
-        </w:rPr>
-        <w:t>) и внешняя стимуляция, после чего выполняется верификация (</w:t>
-      </w:r>
-      <w:r>
-        <w:rPr>
-          <w:rFonts w:ascii="Times New Roman" w:hAnsi="Times New Roman" w:cs="Times New Roman"/>
-          <w:sz w:val="28"/>
-          <w:szCs w:val="28"/>
-        </w:rPr>
-        <w:t>test</w:t>
-      </w:r>
-      <w:r>
-        <w:rPr>
-          <w:rFonts w:ascii="Times New Roman" w:hAnsi="Times New Roman" w:cs="Times New Roman"/>
-          <w:sz w:val="28"/>
-          <w:szCs w:val="28"/>
-          <w:lang w:val="ru-RU"/>
-        </w:rPr>
-        <w:t>) и финальная очистка состояния (</w:t>
-      </w:r>
-      <w:r>
-        <w:rPr>
-          <w:rFonts w:ascii="Times New Roman" w:hAnsi="Times New Roman" w:cs="Times New Roman"/>
-          <w:sz w:val="28"/>
-          <w:szCs w:val="28"/>
-        </w:rPr>
-        <w:t>trace</w:t>
-      </w:r>
-      <w:r>
-        <w:rPr>
-          <w:rFonts w:ascii="Times New Roman" w:hAnsi="Times New Roman" w:cs="Times New Roman"/>
-          <w:sz w:val="28"/>
-          <w:szCs w:val="28"/>
-          <w:lang w:val="ru-RU"/>
-        </w:rPr>
-        <w:t>-</w:t>
-      </w:r>
-      <w:r>
-        <w:rPr>
-          <w:rFonts w:ascii="Times New Roman" w:hAnsi="Times New Roman" w:cs="Times New Roman"/>
-          <w:sz w:val="28"/>
-          <w:szCs w:val="28"/>
-        </w:rPr>
-        <w:t>stop</w:t>
-      </w:r>
-      <w:r>
-        <w:rPr>
-          <w:rFonts w:ascii="Times New Roman" w:hAnsi="Times New Roman" w:cs="Times New Roman"/>
-          <w:sz w:val="28"/>
-          <w:szCs w:val="28"/>
-          <w:lang w:val="ru-RU"/>
-        </w:rPr>
-        <w:t xml:space="preserve">, </w:t>
-      </w:r>
-      <w:r>
-        <w:rPr>
-          <w:rFonts w:ascii="Times New Roman" w:hAnsi="Times New Roman" w:cs="Times New Roman"/>
-          <w:sz w:val="28"/>
-          <w:szCs w:val="28"/>
-        </w:rPr>
-        <w:t>unload</w:t>
-      </w:r>
-      <w:r>
-        <w:rPr>
-          <w:rFonts w:ascii="Times New Roman" w:hAnsi="Times New Roman" w:cs="Times New Roman"/>
-          <w:sz w:val="28"/>
-          <w:szCs w:val="28"/>
-          <w:lang w:val="ru-RU"/>
-        </w:rPr>
-        <w:t>).</w:t>
+        <w:t>.</w:t>
       </w:r>
     </w:p>
     <w:tbl>
@@ -2532,6 +3203,7 @@
                 <w:szCs w:val="28"/>
               </w:rPr>
             </w:pPr>
+            <w:proofErr w:type="spellStart"/>
             <w:r>
               <w:rPr>
                 <w:rFonts w:ascii="Times New Roman" w:hAnsi="Times New Roman" w:cs="Times New Roman"/>
@@ -2540,6 +3212,7 @@
               </w:rPr>
               <w:t>Операция</w:t>
             </w:r>
+            <w:proofErr w:type="spellEnd"/>
           </w:p>
         </w:tc>
         <w:tc>
@@ -2878,7 +3551,16 @@
                 <w:sz w:val="28"/>
                 <w:szCs w:val="28"/>
               </w:rPr>
-              <w:t>Загрузка/attach в ядро</w:t>
+              <w:t xml:space="preserve">Загрузка/attach в </w:t>
+            </w:r>
+            <w:r>
+              <w:rPr>
+                <w:rFonts w:ascii="Times New Roman" w:hAnsi="Times New Roman" w:cs="Times New Roman"/>
+                <w:sz w:val="28"/>
+                <w:szCs w:val="28"/>
+              </w:rPr>
+              <w:lastRenderedPageBreak/>
+              <w:t>ядро</w:t>
             </w:r>
           </w:p>
         </w:tc>
@@ -2901,6 +3583,7 @@
                 <w:sz w:val="28"/>
                 <w:szCs w:val="28"/>
               </w:rPr>
+              <w:lastRenderedPageBreak/>
               <w:t xml:space="preserve">`manual_load.log`, флаг </w:t>
             </w:r>
             <w:proofErr w:type="gramStart"/>
@@ -2910,6 +3593,7 @@
                 <w:sz w:val="28"/>
                 <w:szCs w:val="28"/>
               </w:rPr>
+              <w:lastRenderedPageBreak/>
               <w:t>`.attached</w:t>
             </w:r>
             <w:proofErr w:type="gramEnd"/>
@@ -2944,6 +3628,7 @@
                 <w:sz w:val="28"/>
                 <w:szCs w:val="28"/>
               </w:rPr>
+              <w:lastRenderedPageBreak/>
               <w:t>Trace start</w:t>
             </w:r>
           </w:p>
@@ -3248,7 +3933,6 @@
                 <w:sz w:val="28"/>
                 <w:szCs w:val="28"/>
               </w:rPr>
-              <w:lastRenderedPageBreak/>
               <w:t>Unload</w:t>
             </w:r>
           </w:p>
@@ -3711,7 +4395,17 @@
           <w:szCs w:val="28"/>
           <w:lang w:val="ru-RU"/>
         </w:rPr>
-        <w:t xml:space="preserve">Испытания программного модуля были ориентированы на подтверждение трех групп свойств: функциональной полноты управления сценариями, корректности телеметрии и устойчивости к длительным процессам реального времени. Контроль осуществлялся по наблюдаемым признакам в </w:t>
+        <w:t xml:space="preserve">Испытания программного модуля были ориентированы на подтверждение трех групп свойств: функциональной полноты управления сценариями, корректности телеметрии и устойчивости к длительным процессам реального времени. Контроль осуществлялся по </w:t>
+      </w:r>
+      <w:r>
+        <w:rPr>
+          <w:rFonts w:ascii="Times New Roman" w:hAnsi="Times New Roman" w:cs="Times New Roman"/>
+          <w:sz w:val="28"/>
+          <w:szCs w:val="28"/>
+          <w:lang w:val="ru-RU"/>
+        </w:rPr>
+        <w:lastRenderedPageBreak/>
+        <w:t xml:space="preserve">наблюдаемым признакам в </w:t>
       </w:r>
       <w:r>
         <w:rPr>
@@ -3819,7 +4513,6 @@
           <w:szCs w:val="28"/>
           <w:lang w:val="ru-RU"/>
         </w:rPr>
-        <w:lastRenderedPageBreak/>
         <w:t xml:space="preserve">По группе телеметрии зафиксировано соответствие между потоковым выводом в окне </w:t>
       </w:r>
       <w:r>
@@ -4310,13 +5003,103 @@
                 <w:szCs w:val="28"/>
               </w:rPr>
             </w:pPr>
+            <w:proofErr w:type="spellStart"/>
             <w:r>
               <w:rPr>
                 <w:rFonts w:ascii="Times New Roman" w:hAnsi="Times New Roman" w:cs="Times New Roman"/>
                 <w:sz w:val="28"/>
                 <w:szCs w:val="28"/>
               </w:rPr>
-              <w:t>Наблюдаемость реального времени</w:t>
+              <w:t>Наблюдаемость</w:t>
+            </w:r>
+            <w:proofErr w:type="spellEnd"/>
+            <w:r>
+              <w:rPr>
+                <w:rFonts w:ascii="Times New Roman" w:hAnsi="Times New Roman" w:cs="Times New Roman"/>
+                <w:sz w:val="28"/>
+                <w:szCs w:val="28"/>
+              </w:rPr>
+              <w:t xml:space="preserve"> </w:t>
+            </w:r>
+            <w:proofErr w:type="spellStart"/>
+            <w:r>
+              <w:rPr>
+                <w:rFonts w:ascii="Times New Roman" w:hAnsi="Times New Roman" w:cs="Times New Roman"/>
+                <w:sz w:val="28"/>
+                <w:szCs w:val="28"/>
+              </w:rPr>
+              <w:t>реального</w:t>
+            </w:r>
+            <w:proofErr w:type="spellEnd"/>
+            <w:r>
+              <w:rPr>
+                <w:rFonts w:ascii="Times New Roman" w:hAnsi="Times New Roman" w:cs="Times New Roman"/>
+                <w:sz w:val="28"/>
+                <w:szCs w:val="28"/>
+              </w:rPr>
+              <w:t xml:space="preserve"> </w:t>
+            </w:r>
+            <w:proofErr w:type="spellStart"/>
+            <w:r>
+              <w:rPr>
+                <w:rFonts w:ascii="Times New Roman" w:hAnsi="Times New Roman" w:cs="Times New Roman"/>
+                <w:sz w:val="28"/>
+                <w:szCs w:val="28"/>
+              </w:rPr>
+              <w:t>времени</w:t>
+            </w:r>
+            <w:proofErr w:type="spellEnd"/>
+          </w:p>
+        </w:tc>
+        <w:tc>
+          <w:tcPr>
+            <w:tcW w:w="2880" w:type="dxa"/>
+          </w:tcPr>
+          <w:p>
+            <w:pPr>
+              <w:jc w:val="both"/>
+              <w:rPr>
+                <w:rFonts w:ascii="Times New Roman" w:hAnsi="Times New Roman" w:cs="Times New Roman"/>
+                <w:sz w:val="28"/>
+                <w:szCs w:val="28"/>
+                <w:lang w:val="ru-RU"/>
+              </w:rPr>
+            </w:pPr>
+            <w:r>
+              <w:rPr>
+                <w:rFonts w:ascii="Times New Roman" w:hAnsi="Times New Roman" w:cs="Times New Roman"/>
+                <w:sz w:val="28"/>
+                <w:szCs w:val="28"/>
+                <w:lang w:val="ru-RU"/>
+              </w:rPr>
+              <w:t>Сопоставление `</w:t>
+            </w:r>
+            <w:r>
+              <w:rPr>
+                <w:rFonts w:ascii="Times New Roman" w:hAnsi="Times New Roman" w:cs="Times New Roman"/>
+                <w:sz w:val="28"/>
+                <w:szCs w:val="28"/>
+              </w:rPr>
+              <w:t>Status</w:t>
+            </w:r>
+            <w:r>
+              <w:rPr>
+                <w:rFonts w:ascii="Times New Roman" w:hAnsi="Times New Roman" w:cs="Times New Roman"/>
+                <w:sz w:val="28"/>
+                <w:szCs w:val="28"/>
+                <w:lang w:val="ru-RU"/>
+              </w:rPr>
+              <w:t xml:space="preserve">` и файлов </w:t>
+            </w:r>
+            <w:r>
+              <w:rPr>
+                <w:rFonts w:ascii="Times New Roman" w:hAnsi="Times New Roman" w:cs="Times New Roman"/>
+                <w:sz w:val="28"/>
+                <w:szCs w:val="28"/>
+                <w:lang w:val="ru-RU"/>
+              </w:rPr>
+              <w:lastRenderedPageBreak/>
+              <w:t>журналов</w:t>
             </w:r>
           </w:p>
         </w:tc>
@@ -4331,7 +5114,6 @@
                 <w:rFonts w:ascii="Times New Roman" w:hAnsi="Times New Roman" w:cs="Times New Roman"/>
                 <w:sz w:val="28"/>
                 <w:szCs w:val="28"/>
-                <w:lang w:val="ru-RU"/>
               </w:rPr>
             </w:pPr>
             <w:r>
@@ -4339,48 +5121,8 @@
                 <w:rFonts w:ascii="Times New Roman" w:hAnsi="Times New Roman" w:cs="Times New Roman"/>
                 <w:sz w:val="28"/>
                 <w:szCs w:val="28"/>
-                <w:lang w:val="ru-RU"/>
-              </w:rPr>
-              <w:t>Сопоставление `</w:t>
-            </w:r>
-            <w:r>
-              <w:rPr>
-                <w:rFonts w:ascii="Times New Roman" w:hAnsi="Times New Roman" w:cs="Times New Roman"/>
-                <w:sz w:val="28"/>
-                <w:szCs w:val="28"/>
-              </w:rPr>
-              <w:t>Status</w:t>
-            </w:r>
-            <w:r>
-              <w:rPr>
-                <w:rFonts w:ascii="Times New Roman" w:hAnsi="Times New Roman" w:cs="Times New Roman"/>
-                <w:sz w:val="28"/>
-                <w:szCs w:val="28"/>
-                <w:lang w:val="ru-RU"/>
-              </w:rPr>
-              <w:t>` и файлов журналов</w:t>
-            </w:r>
-          </w:p>
-        </w:tc>
-        <w:tc>
-          <w:tcPr>
-            <w:tcW w:w="2880" w:type="dxa"/>
-          </w:tcPr>
-          <w:p>
-            <w:pPr>
-              <w:jc w:val="both"/>
-              <w:rPr>
-                <w:rFonts w:ascii="Times New Roman" w:hAnsi="Times New Roman" w:cs="Times New Roman"/>
-                <w:sz w:val="28"/>
-                <w:szCs w:val="28"/>
-              </w:rPr>
-            </w:pPr>
-            <w:r>
-              <w:rPr>
-                <w:rFonts w:ascii="Times New Roman" w:hAnsi="Times New Roman" w:cs="Times New Roman"/>
-                <w:sz w:val="28"/>
-                <w:szCs w:val="28"/>
-              </w:rPr>
+              </w:rPr>
+              <w:lastRenderedPageBreak/>
               <w:t>Успешно, поток данных консистентен</w:t>
             </w:r>
           </w:p>
@@ -4597,14 +5339,70 @@
                 <w:szCs w:val="28"/>
               </w:rPr>
             </w:pPr>
+            <w:proofErr w:type="spellStart"/>
             <w:r>
               <w:rPr>
                 <w:rFonts w:ascii="Times New Roman" w:hAnsi="Times New Roman" w:cs="Times New Roman"/>
                 <w:sz w:val="28"/>
                 <w:szCs w:val="28"/>
               </w:rPr>
-              <w:t>Масштабируемость на набор модулей</w:t>
+              <w:t>Масштабируемость</w:t>
             </w:r>
+            <w:proofErr w:type="spellEnd"/>
+            <w:r>
+              <w:rPr>
+                <w:rFonts w:ascii="Times New Roman" w:hAnsi="Times New Roman" w:cs="Times New Roman"/>
+                <w:sz w:val="28"/>
+                <w:szCs w:val="28"/>
+              </w:rPr>
+              <w:t xml:space="preserve"> </w:t>
+            </w:r>
+            <w:proofErr w:type="spellStart"/>
+            <w:r>
+              <w:rPr>
+                <w:rFonts w:ascii="Times New Roman" w:hAnsi="Times New Roman" w:cs="Times New Roman"/>
+                <w:sz w:val="28"/>
+                <w:szCs w:val="28"/>
+              </w:rPr>
+              <w:t>на</w:t>
+            </w:r>
+            <w:proofErr w:type="spellEnd"/>
+            <w:r>
+              <w:rPr>
+                <w:rFonts w:ascii="Times New Roman" w:hAnsi="Times New Roman" w:cs="Times New Roman"/>
+                <w:sz w:val="28"/>
+                <w:szCs w:val="28"/>
+              </w:rPr>
+              <w:t xml:space="preserve"> </w:t>
+            </w:r>
+            <w:proofErr w:type="spellStart"/>
+            <w:r>
+              <w:rPr>
+                <w:rFonts w:ascii="Times New Roman" w:hAnsi="Times New Roman" w:cs="Times New Roman"/>
+                <w:sz w:val="28"/>
+                <w:szCs w:val="28"/>
+              </w:rPr>
+              <w:t>набор</w:t>
+            </w:r>
+            <w:proofErr w:type="spellEnd"/>
+            <w:r>
+              <w:rPr>
+                <w:rFonts w:ascii="Times New Roman" w:hAnsi="Times New Roman" w:cs="Times New Roman"/>
+                <w:sz w:val="28"/>
+                <w:szCs w:val="28"/>
+              </w:rPr>
+              <w:t xml:space="preserve"> </w:t>
+            </w:r>
+            <w:proofErr w:type="spellStart"/>
+            <w:r>
+              <w:rPr>
+                <w:rFonts w:ascii="Times New Roman" w:hAnsi="Times New Roman" w:cs="Times New Roman"/>
+                <w:sz w:val="28"/>
+                <w:szCs w:val="28"/>
+              </w:rPr>
+              <w:t>модулей</w:t>
+            </w:r>
+            <w:proofErr w:type="spellEnd"/>
           </w:p>
         </w:tc>
         <w:tc>
@@ -4684,7 +5482,6 @@
           <w:sz w:val="28"/>
           <w:szCs w:val="28"/>
         </w:rPr>
-        <w:lastRenderedPageBreak/>
         <w:t>status</w:t>
       </w:r>
       <w:r>
@@ -4857,7 +5654,17 @@
           <w:szCs w:val="28"/>
           <w:lang w:val="ru-RU"/>
         </w:rPr>
-        <w:t>-программ из разрозненного набора команд в единый управляемый и документируемый цикл. Архитектурная реализация обеспечивает устойчивое исполнение как интегральных автоматических прогонов, так и детализированных ручных сценариев реального времени для каждого из двадцати пяти модулей по отдельности. Таким образом, достигнута ключевая цель раздела: создание практического инструмента, пригодного одновременно для внутренней инженерной эксплуатации и для внешней приемки заказчиком.</w:t>
+        <w:t xml:space="preserve">-программ из разрозненного набора команд в единый управляемый и документируемый цикл. Архитектурная реализация обеспечивает устойчивое исполнение как интегральных автоматических прогонов, так и детализированных ручных сценариев реального времени для каждого из двадцати пяти модулей по отдельности. Таким образом, достигнута ключевая цель раздела: создание практического инструмента, пригодного </w:t>
+      </w:r>
+      <w:r>
+        <w:rPr>
+          <w:rFonts w:ascii="Times New Roman" w:hAnsi="Times New Roman" w:cs="Times New Roman"/>
+          <w:sz w:val="28"/>
+          <w:szCs w:val="28"/>
+          <w:lang w:val="ru-RU"/>
+        </w:rPr>
+        <w:lastRenderedPageBreak/>
+        <w:t>одновременно для внутренней инженерной эксплуатации и для внешней приемки заказчиком.</w:t>
       </w:r>
     </w:p>
     <w:p>
@@ -4911,17 +5718,7 @@
           <w:szCs w:val="28"/>
           <w:lang w:val="ru-RU"/>
         </w:rPr>
-        <w:t xml:space="preserve"> делает интерпретацию </w:t>
-      </w:r>
-      <w:r>
-        <w:rPr>
-          <w:rFonts w:ascii="Times New Roman" w:hAnsi="Times New Roman" w:cs="Times New Roman"/>
-          <w:sz w:val="28"/>
-          <w:szCs w:val="28"/>
-          <w:lang w:val="ru-RU"/>
-        </w:rPr>
-        <w:lastRenderedPageBreak/>
-        <w:t>результатов формально однозначной и снижает риск операторских ошибок.</w:t>
+        <w:t xml:space="preserve"> делает интерпретацию результатов формально однозначной и снижает риск операторских ошибок.</w:t>
       </w:r>
     </w:p>
     <w:p>
@@ -5006,6 +5803,56 @@
     </w:sectPr>
   </w:body>
 </w:document>
+</file>
+
+<file path=word/endnotes.xml><?xml version="1.0" encoding="utf-8"?>
+<w:endnotes xmlns:wpc="http://schemas.microsoft.com/office/word/2010/wordprocessingCanvas" xmlns:cx="http://schemas.microsoft.com/office/drawing/2014/chartex" xmlns:cx1="http://schemas.microsoft.com/office/drawing/2015/9/8/chartex" xmlns:cx2="http://schemas.microsoft.com/office/drawing/2015/10/21/chartex" xmlns:cx3="http://schemas.microsoft.com/office/drawing/2016/5/9/chartex" xmlns:cx4="http://schemas.microsoft.com/office/drawing/2016/5/10/chartex" xmlns:cx5="http://schemas.microsoft.com/office/drawing/2016/5/11/chartex" xmlns:cx6="http://schemas.microsoft.com/office/drawing/2016/5/12/chartex" xmlns:cx7="http://schemas.microsoft.com/office/drawing/2016/5/13/chartex" xmlns:cx8="http://schemas.microsoft.com/office/drawing/2016/5/14/chartex" xmlns:mc="http://schemas.openxmlformats.org/markup-compatibility/2006" xmlns:aink="http://schemas.microsoft.com/office/drawing/2016/ink" xmlns:am3d="http://schemas.microsoft.com/office/drawing/2017/model3d" xmlns:o="urn:schemas-microsoft-com:office:office" xmlns:oel="http://schemas.microsoft.com/office/2019/extlst" xmlns:r="http://schemas.openxmlformats.org/officeDocument/2006/relationships" xmlns:m="http://schemas.openxmlformats.org/officeDocument/2006/math" xmlns:v="urn:schemas-microsoft-com:vml" xmlns:wp14="http://schemas.microsoft.com/office/word/2010/wordprocessingDrawing" xmlns:wp="http://schemas.openxmlformats.org/drawingml/2006/wordprocessingDrawing" xmlns:w10="urn:schemas-microsoft-com:office:word" xmlns:w="http://schemas.openxmlformats.org/wordprocessingml/2006/main" xmlns:w14="http://schemas.microsoft.com/office/word/2010/wordml" xmlns:w15="http://schemas.microsoft.com/office/word/2012/wordml" xmlns:w16cex="http://schemas.microsoft.com/office/word/2018/wordml/cex" xmlns:w16cid="http://schemas.microsoft.com/office/word/2016/wordml/cid" xmlns:w16="http://schemas.microsoft.com/office/word/2018/wordml" xmlns:w16sdtdh="http://schemas.microsoft.com/office/word/2020/wordml/sdtdatahash" xmlns:w16se="http://schemas.microsoft.com/office/word/2015/wordml/symex" xmlns:wpg="http://schemas.microsoft.com/office/word/2010/wordprocessingGroup" xmlns:wpi="http://schemas.microsoft.com/office/word/2010/wordprocessingInk" xmlns:wne="http://schemas.microsoft.com/office/word/2006/wordml" xmlns:wps="http://schemas.microsoft.com/office/word/2010/wordprocessingShape" mc:Ignorable="w14 w15 w16se w16cid w16 w16cex w16sdtdh wp14">
+  <w:endnote w:type="separator" w:id="-1">
+    <w:p>
+      <w:pPr>
+        <w:spacing w:after="0" w:line="240" w:lineRule="auto"/>
+      </w:pPr>
+      <w:r>
+        <w:separator/>
+      </w:r>
+    </w:p>
+  </w:endnote>
+  <w:endnote w:type="continuationSeparator" w:id="0">
+    <w:p>
+      <w:pPr>
+        <w:spacing w:after="0" w:line="240" w:lineRule="auto"/>
+      </w:pPr>
+      <w:r>
+        <w:continuationSeparator/>
+      </w:r>
+    </w:p>
+  </w:endnote>
+</w:endnotes>
+</file>
+
+<file path=word/footnotes.xml><?xml version="1.0" encoding="utf-8"?>
+<w:footnotes xmlns:wpc="http://schemas.microsoft.com/office/word/2010/wordprocessingCanvas" xmlns:cx="http://schemas.microsoft.com/office/drawing/2014/chartex" xmlns:cx1="http://schemas.microsoft.com/office/drawing/2015/9/8/chartex" xmlns:cx2="http://schemas.microsoft.com/office/drawing/2015/10/21/chartex" xmlns:cx3="http://schemas.microsoft.com/office/drawing/2016/5/9/chartex" xmlns:cx4="http://schemas.microsoft.com/office/drawing/2016/5/10/chartex" xmlns:cx5="http://schemas.microsoft.com/office/drawing/2016/5/11/chartex" xmlns:cx6="http://schemas.microsoft.com/office/drawing/2016/5/12/chartex" xmlns:cx7="http://schemas.microsoft.com/office/drawing/2016/5/13/chartex" xmlns:cx8="http://schemas.microsoft.com/office/drawing/2016/5/14/chartex" xmlns:mc="http://schemas.openxmlformats.org/markup-compatibility/2006" xmlns:aink="http://schemas.microsoft.com/office/drawing/2016/ink" xmlns:am3d="http://schemas.microsoft.com/office/drawing/2017/model3d" xmlns:o="urn:schemas-microsoft-com:office:office" xmlns:oel="http://schemas.microsoft.com/office/2019/extlst" xmlns:r="http://schemas.openxmlformats.org/officeDocument/2006/relationships" xmlns:m="http://schemas.openxmlformats.org/officeDocument/2006/math" xmlns:v="urn:schemas-microsoft-com:vml" xmlns:wp14="http://schemas.microsoft.com/office/word/2010/wordprocessingDrawing" xmlns:wp="http://schemas.openxmlformats.org/drawingml/2006/wordprocessingDrawing" xmlns:w10="urn:schemas-microsoft-com:office:word" xmlns:w="http://schemas.openxmlformats.org/wordprocessingml/2006/main" xmlns:w14="http://schemas.microsoft.com/office/word/2010/wordml" xmlns:w15="http://schemas.microsoft.com/office/word/2012/wordml" xmlns:w16cex="http://schemas.microsoft.com/office/word/2018/wordml/cex" xmlns:w16cid="http://schemas.microsoft.com/office/word/2016/wordml/cid" xmlns:w16="http://schemas.microsoft.com/office/word/2018/wordml" xmlns:w16sdtdh="http://schemas.microsoft.com/office/word/2020/wordml/sdtdatahash" xmlns:w16se="http://schemas.microsoft.com/office/word/2015/wordml/symex" xmlns:wpg="http://schemas.microsoft.com/office/word/2010/wordprocessingGroup" xmlns:wpi="http://schemas.microsoft.com/office/word/2010/wordprocessingInk" xmlns:wne="http://schemas.microsoft.com/office/word/2006/wordml" xmlns:wps="http://schemas.microsoft.com/office/word/2010/wordprocessingShape" mc:Ignorable="w14 w15 w16se w16cid w16 w16cex w16sdtdh wp14">
+  <w:footnote w:type="separator" w:id="-1">
+    <w:p>
+      <w:pPr>
+        <w:spacing w:after="0" w:line="240" w:lineRule="auto"/>
+      </w:pPr>
+      <w:r>
+        <w:separator/>
+      </w:r>
+    </w:p>
+  </w:footnote>
+  <w:footnote w:type="continuationSeparator" w:id="0">
+    <w:p>
+      <w:pPr>
+        <w:spacing w:after="0" w:line="240" w:lineRule="auto"/>
+      </w:pPr>
+      <w:r>
+        <w:continuationSeparator/>
+      </w:r>
+    </w:p>
+  </w:footnote>
+</w:footnotes>
 </file>
 
 <file path=word/numbering.xml><?xml version="1.0" encoding="utf-8"?>
@@ -5814,7 +6661,6 @@
   <w:style w:type="character" w:default="1" w:styleId="a2">
     <w:name w:val="Default Paragraph Font"/>
     <w:uiPriority w:val="1"/>
-    <w:semiHidden/>
     <w:unhideWhenUsed/>
   </w:style>
   <w:style w:type="table" w:default="1" w:styleId="a3">
